--- a/arb/docx/011.content.docx
+++ b/arb/docx/011.content.docx
@@ -286,20 +286,14 @@
         </w:rPr>
         <w:t xml:space="preserve"> أو </w:t>
       </w:r>
-      <w:hyperlink r:id="rId13">
-        <w:r>
-          <w:rPr>
-            <w:rtl/>
-            <w:cs/>
-            <w:lang w:val="ar_AE" w:bidi="ar_AE"/>
-          </w:rPr>
-          <w:rPr>
-            <w:color w:val="0000EE"/>
-            <w:u w:val="single"/>
-          </w:rPr>
-          <w:t>البرّية</w:t>
-        </w:r>
-      </w:hyperlink>
+      <w:r>
+        <w:rPr>
+          <w:rtl/>
+          <w:cs/>
+          <w:lang w:val="ar_AE" w:bidi="ar_AE"/>
+        </w:rPr>
+        <w:t>البرّية</w:t>
+      </w:r>
       <w:r>
         <w:rPr>
           <w:rtl/>
@@ -377,67 +371,59 @@
       </w:r>
       <w:r>
         <w:rPr>
+          <w:rtl/>
+          <w:cs/>
+          <w:lang w:val="ar_AE" w:bidi="ar_AE"/>
+        </w:rPr>
+        <w:t>المُعَلّمين</w:t>
+      </w:r>
+      <w:r>
+        <w:rPr>
+          <w:rtl/>
+          <w:cs/>
+          <w:lang w:val="ar_AE" w:bidi="ar_AE"/>
+        </w:rPr>
+        <w:t xml:space="preserve"> الدينيين في </w:t>
+      </w:r>
+      <w:r>
+        <w:rPr>
+          <w:rtl/>
+          <w:cs/>
+          <w:lang w:val="ar_AE" w:bidi="ar_AE"/>
+        </w:rPr>
+        <w:t>إسرائيل</w:t>
+      </w:r>
+      <w:r>
+        <w:rPr>
+          <w:rtl/>
+          <w:cs/>
+          <w:lang w:val="ar_AE" w:bidi="ar_AE"/>
+        </w:rPr>
+        <w:t xml:space="preserve">. فكان هناك </w:t>
+      </w:r>
+      <w:r>
+        <w:rPr>
+          <w:rtl/>
+          <w:cs/>
+          <w:lang w:val="ar_AE" w:bidi="ar_AE"/>
+        </w:rPr>
+        <w:t>الفريسيون</w:t>
+      </w:r>
+      <w:r>
+        <w:rPr>
+          <w:rtl/>
+          <w:cs/>
+          <w:lang w:val="ar_AE" w:bidi="ar_AE"/>
+        </w:rPr>
+        <w:t xml:space="preserve"> و</w:t>
+      </w:r>
+      <w:r>
+        <w:rPr>
           <w:b/>
           <w:rtl/>
           <w:cs/>
           <w:lang w:val="ar_AE" w:bidi="ar_AE"/>
         </w:rPr>
-        <w:t>المُعَلّمين</w:t>
-      </w:r>
-      <w:r>
-        <w:rPr>
-          <w:rtl/>
-          <w:cs/>
-          <w:lang w:val="ar_AE" w:bidi="ar_AE"/>
-        </w:rPr>
-        <w:t xml:space="preserve"> الدينيين في </w:t>
-      </w:r>
-      <w:hyperlink r:id="rId14">
-        <w:r>
-          <w:rPr>
-            <w:rtl/>
-            <w:cs/>
-            <w:lang w:val="ar_AE" w:bidi="ar_AE"/>
-          </w:rPr>
-          <w:rPr>
-            <w:color w:val="0000EE"/>
-            <w:u w:val="single"/>
-          </w:rPr>
-          <w:t>إسرائيل</w:t>
-        </w:r>
-      </w:hyperlink>
-      <w:r>
-        <w:rPr>
-          <w:rtl/>
-          <w:cs/>
-          <w:lang w:val="ar_AE" w:bidi="ar_AE"/>
-        </w:rPr>
-        <w:t xml:space="preserve">. فكان هناك </w:t>
-      </w:r>
-      <w:r>
-        <w:rPr>
-          <w:b/>
-          <w:rtl/>
-          <w:cs/>
-          <w:lang w:val="ar_AE" w:bidi="ar_AE"/>
-        </w:rPr>
-        <w:t>الفريسيون</w:t>
-      </w:r>
-      <w:r>
-        <w:rPr>
-          <w:rtl/>
-          <w:cs/>
-          <w:lang w:val="ar_AE" w:bidi="ar_AE"/>
-        </w:rPr>
-        <w:t xml:space="preserve"> و</w:t>
-      </w:r>
-      <w:r>
-        <w:rPr>
-          <w:b/>
-          <w:rtl/>
-          <w:cs/>
-          <w:lang w:val="ar_AE" w:bidi="ar_AE"/>
-        </w:rPr>
         <w:t>الصدوقيون</w:t>
       </w:r>
       <w:r>
@@ -450,7 +436,6 @@
       </w:r>
       <w:r>
         <w:rPr>
-          <w:b/>
           <w:rtl/>
           <w:cs/>
           <w:lang w:val="ar_AE" w:bidi="ar_AE"/>
@@ -467,7 +452,6 @@
       </w:r>
       <w:r>
         <w:rPr>
-          <w:b/>
           <w:rtl/>
           <w:cs/>
           <w:lang w:val="ar_AE" w:bidi="ar_AE"/>
@@ -484,7 +468,6 @@
       </w:r>
       <w:r>
         <w:rPr>
-          <w:b/>
           <w:rtl/>
           <w:cs/>
           <w:lang w:val="ar_AE" w:bidi="ar_AE"/>
@@ -499,20 +482,14 @@
         </w:rPr>
         <w:t xml:space="preserve"> أو </w:t>
       </w:r>
-      <w:hyperlink r:id="rId15">
-        <w:r>
-          <w:rPr>
-            <w:rtl/>
-            <w:cs/>
-            <w:lang w:val="ar_AE" w:bidi="ar_AE"/>
-          </w:rPr>
-          <w:rPr>
-            <w:color w:val="0000EE"/>
-            <w:u w:val="single"/>
-          </w:rPr>
-          <w:t>الشيطان</w:t>
-        </w:r>
-      </w:hyperlink>
+      <w:r>
+        <w:rPr>
+          <w:rtl/>
+          <w:cs/>
+          <w:lang w:val="ar_AE" w:bidi="ar_AE"/>
+        </w:rPr>
+        <w:t>الشيطان</w:t>
+      </w:r>
       <w:r>
         <w:rPr>
           <w:rtl/>
@@ -563,7 +540,6 @@
       </w:r>
       <w:r>
         <w:rPr>
-          <w:b/>
           <w:rtl/>
           <w:cs/>
           <w:lang w:val="ar_AE" w:bidi="ar_AE"/>
@@ -578,20 +554,14 @@
         </w:rPr>
         <w:t xml:space="preserve"> في </w:t>
       </w:r>
-      <w:hyperlink r:id="rId16">
-        <w:r>
-          <w:rPr>
-            <w:rtl/>
-            <w:cs/>
-            <w:lang w:val="ar_AE" w:bidi="ar_AE"/>
-          </w:rPr>
-          <w:rPr>
-            <w:color w:val="0000EE"/>
-            <w:u w:val="single"/>
-          </w:rPr>
-          <w:t>أورشليم</w:t>
-        </w:r>
-      </w:hyperlink>
+      <w:r>
+        <w:rPr>
+          <w:rtl/>
+          <w:cs/>
+          <w:lang w:val="ar_AE" w:bidi="ar_AE"/>
+        </w:rPr>
+        <w:t>أورشليم</w:t>
+      </w:r>
       <w:r>
         <w:rPr>
           <w:rtl/>
@@ -600,20 +570,14 @@
         </w:rPr>
         <w:t xml:space="preserve"> كانوا أعضاء في جماعة الصدوقيين. كما كان بعض الصدوقيين جزءًا من مجمع </w:t>
       </w:r>
-      <w:hyperlink r:id="rId17">
-        <w:r>
-          <w:rPr>
-            <w:rtl/>
-            <w:cs/>
-            <w:lang w:val="ar_AE" w:bidi="ar_AE"/>
-          </w:rPr>
-          <w:rPr>
-            <w:color w:val="0000EE"/>
-            <w:u w:val="single"/>
-          </w:rPr>
-          <w:t>السنهدريم</w:t>
-        </w:r>
-      </w:hyperlink>
+      <w:r>
+        <w:rPr>
+          <w:rtl/>
+          <w:cs/>
+          <w:lang w:val="ar_AE" w:bidi="ar_AE"/>
+        </w:rPr>
+        <w:t>السنهدريم</w:t>
+      </w:r>
       <w:r>
         <w:rPr>
           <w:rtl/>
@@ -624,7 +588,6 @@
       </w:r>
       <w:r>
         <w:rPr>
-          <w:b/>
           <w:rtl/>
           <w:cs/>
           <w:lang w:val="ar_AE" w:bidi="ar_AE"/>
@@ -742,7 +705,6 @@
       </w:r>
       <w:r>
         <w:rPr>
-          <w:b/>
           <w:rtl/>
           <w:cs/>
           <w:lang w:val="ar_AE" w:bidi="ar_AE"/>
@@ -799,7 +761,6 @@
       </w:r>
       <w:r>
         <w:rPr>
-          <w:b/>
           <w:rtl/>
           <w:cs/>
           <w:lang w:val="ar_AE" w:bidi="ar_AE"/>
@@ -814,20 +775,14 @@
         </w:rPr>
         <w:t xml:space="preserve"> يرددون أو يغنون هذه الصلوات عندما يجتمعون معًا كي </w:t>
       </w:r>
-      <w:hyperlink r:id="rId18">
-        <w:r>
-          <w:rPr>
-            <w:rtl/>
-            <w:cs/>
-            <w:lang w:val="ar_AE" w:bidi="ar_AE"/>
-          </w:rPr>
-          <w:rPr>
-            <w:color w:val="0000EE"/>
-            <w:u w:val="single"/>
-          </w:rPr>
-          <w:t>يعبدوا</w:t>
-        </w:r>
-      </w:hyperlink>
+      <w:r>
+        <w:rPr>
+          <w:rtl/>
+          <w:cs/>
+          <w:lang w:val="ar_AE" w:bidi="ar_AE"/>
+        </w:rPr>
+        <w:t>يعبدوا</w:t>
+      </w:r>
       <w:r>
         <w:rPr>
           <w:rtl/>
@@ -836,20 +791,14 @@
         </w:rPr>
         <w:t xml:space="preserve"> الله في </w:t>
       </w:r>
-      <w:hyperlink r:id="rId19">
-        <w:r>
-          <w:rPr>
-            <w:rtl/>
-            <w:cs/>
-            <w:lang w:val="ar_AE" w:bidi="ar_AE"/>
-          </w:rPr>
-          <w:rPr>
-            <w:color w:val="0000EE"/>
-            <w:u w:val="single"/>
-          </w:rPr>
-          <w:t>الهيكل</w:t>
-        </w:r>
-      </w:hyperlink>
+      <w:r>
+        <w:rPr>
+          <w:rtl/>
+          <w:cs/>
+          <w:lang w:val="ar_AE" w:bidi="ar_AE"/>
+        </w:rPr>
+        <w:t>الهيكل</w:t>
+      </w:r>
       <w:r>
         <w:rPr>
           <w:rtl/>
@@ -1025,7 +974,6 @@
       </w:r>
       <w:r>
         <w:rPr>
-          <w:b/>
           <w:rtl/>
           <w:cs/>
           <w:lang w:val="ar_AE" w:bidi="ar_AE"/>
@@ -1040,20 +988,14 @@
         </w:rPr>
         <w:t xml:space="preserve"> وأسوأ المجرمين. وكان الصلب أكثر الطرق إيلامًا ومهانة للموت. والصلب يعني أن الشخص يُسمَّر في </w:t>
       </w:r>
-      <w:hyperlink r:id="rId20">
-        <w:r>
-          <w:rPr>
-            <w:rtl/>
-            <w:cs/>
-            <w:lang w:val="ar_AE" w:bidi="ar_AE"/>
-          </w:rPr>
-          <w:rPr>
-            <w:color w:val="0000EE"/>
-            <w:u w:val="single"/>
-          </w:rPr>
-          <w:t>صليب</w:t>
-        </w:r>
-      </w:hyperlink>
+      <w:r>
+        <w:rPr>
+          <w:rtl/>
+          <w:cs/>
+          <w:lang w:val="ar_AE" w:bidi="ar_AE"/>
+        </w:rPr>
+        <w:t>صليب</w:t>
+      </w:r>
       <w:r>
         <w:rPr>
           <w:rtl/>
@@ -1188,7 +1130,6 @@
       </w:r>
       <w:r>
         <w:rPr>
-          <w:b/>
           <w:rtl/>
           <w:cs/>
           <w:lang w:val="ar_AE" w:bidi="ar_AE"/>
@@ -1245,7 +1186,6 @@
       </w:r>
       <w:r>
         <w:rPr>
-          <w:b/>
           <w:rtl/>
           <w:cs/>
           <w:lang w:val="ar_AE" w:bidi="ar_AE"/>
@@ -1260,20 +1200,14 @@
         </w:rPr>
         <w:t xml:space="preserve"> - أو يطلبوا </w:t>
       </w:r>
-      <w:hyperlink r:id="rId21">
-        <w:r>
-          <w:rPr>
-            <w:rtl/>
-            <w:cs/>
-            <w:lang w:val="ar_AE" w:bidi="ar_AE"/>
-          </w:rPr>
-          <w:rPr>
-            <w:color w:val="0000EE"/>
-            <w:u w:val="single"/>
-          </w:rPr>
-          <w:t>الغفران</w:t>
-        </w:r>
-      </w:hyperlink>
+      <w:r>
+        <w:rPr>
+          <w:rtl/>
+          <w:cs/>
+          <w:lang w:val="ar_AE" w:bidi="ar_AE"/>
+        </w:rPr>
+        <w:t>الغفران</w:t>
+      </w:r>
       <w:r>
         <w:rPr>
           <w:rtl/>
@@ -1284,7 +1218,6 @@
       </w:r>
       <w:r>
         <w:rPr>
-          <w:b/>
           <w:rtl/>
           <w:cs/>
           <w:lang w:val="ar_AE" w:bidi="ar_AE"/>
@@ -1341,7 +1274,6 @@
       </w:r>
       <w:r>
         <w:rPr>
-          <w:b/>
           <w:rtl/>
           <w:cs/>
           <w:lang w:val="ar_AE" w:bidi="ar_AE"/>
@@ -1493,20 +1425,14 @@
         </w:rPr>
         <w:t xml:space="preserve"> هو قطعة رأسية من الخشب مع قطعة أخرى أفقية من الخشب - تُدعى عارضة الصليب - تُثبَّت عليها قريبة من الجزء العلوي منها. ولقد استخدم الشعب الروماني هذه الطريقة كأداة لتعذيب وإعدام الناس الذين كانوا يعتقدون أنهم أسوأ المجرمين. وقد دعا الناس هذه العملية "</w:t>
       </w:r>
-      <w:hyperlink r:id="rId22">
-        <w:r>
-          <w:rPr>
-            <w:rtl/>
-            <w:cs/>
-            <w:lang w:val="ar_AE" w:bidi="ar_AE"/>
-          </w:rPr>
-          <w:rPr>
-            <w:color w:val="0000EE"/>
-            <w:u w:val="single"/>
-          </w:rPr>
-          <w:t>الصلب</w:t>
-        </w:r>
-      </w:hyperlink>
+      <w:r>
+        <w:rPr>
+          <w:rtl/>
+          <w:cs/>
+          <w:lang w:val="ar_AE" w:bidi="ar_AE"/>
+        </w:rPr>
+        <w:t>الصلب</w:t>
+      </w:r>
       <w:r>
         <w:rPr>
           <w:rtl/>
@@ -1599,20 +1525,14 @@
         </w:rPr>
         <w:t xml:space="preserve"> أحيانًا كاسم آخر لمدينة </w:t>
       </w:r>
-      <w:hyperlink r:id="rId16">
-        <w:r>
-          <w:rPr>
-            <w:rtl/>
-            <w:cs/>
-            <w:lang w:val="ar_AE" w:bidi="ar_AE"/>
-          </w:rPr>
-          <w:rPr>
-            <w:color w:val="0000EE"/>
-            <w:u w:val="single"/>
-          </w:rPr>
-          <w:t>أورشليم</w:t>
-        </w:r>
-      </w:hyperlink>
+      <w:r>
+        <w:rPr>
+          <w:rtl/>
+          <w:cs/>
+          <w:lang w:val="ar_AE" w:bidi="ar_AE"/>
+        </w:rPr>
+        <w:t>أورشليم</w:t>
+      </w:r>
       <w:r>
         <w:rPr>
           <w:rtl/>
@@ -1623,7 +1543,6 @@
       </w:r>
       <w:r>
         <w:rPr>
-          <w:b/>
           <w:rtl/>
           <w:cs/>
           <w:lang w:val="ar_AE" w:bidi="ar_AE"/>
@@ -1638,20 +1557,14 @@
         </w:rPr>
         <w:t xml:space="preserve"> المدينة. وبعدما غزا الملك داود المدينة، كان الناس يدعون المدينة إمَّا "مدينة داود"، أو "صهيون". لاحقًا، استخدم الناس صهيون كاسم لمدينة أورشليم بأكملها. ويستخدم العديد من الكُتّاب في الكتاب المُقدَّس اسم صهيون خاصة عندما يتحدثون عن أورشليم كمكان </w:t>
       </w:r>
-      <w:hyperlink r:id="rId23">
-        <w:r>
-          <w:rPr>
-            <w:rtl/>
-            <w:cs/>
-            <w:lang w:val="ar_AE" w:bidi="ar_AE"/>
-          </w:rPr>
-          <w:rPr>
-            <w:color w:val="0000EE"/>
-            <w:u w:val="single"/>
-          </w:rPr>
-          <w:t>مقدَّس</w:t>
-        </w:r>
-      </w:hyperlink>
+      <w:r>
+        <w:rPr>
+          <w:rtl/>
+          <w:cs/>
+          <w:lang w:val="ar_AE" w:bidi="ar_AE"/>
+        </w:rPr>
+        <w:t>مقدَّس</w:t>
+      </w:r>
       <w:r>
         <w:rPr>
           <w:rtl/>
@@ -1660,20 +1573,14 @@
         </w:rPr>
         <w:t xml:space="preserve"> حيث يسكن </w:t>
       </w:r>
-      <w:hyperlink r:id="rId24">
-        <w:r>
-          <w:rPr>
-            <w:rtl/>
-            <w:cs/>
-            <w:lang w:val="ar_AE" w:bidi="ar_AE"/>
-          </w:rPr>
-          <w:rPr>
-            <w:color w:val="0000EE"/>
-            <w:u w:val="single"/>
-          </w:rPr>
-          <w:t>الله</w:t>
-        </w:r>
-      </w:hyperlink>
+      <w:r>
+        <w:rPr>
+          <w:rtl/>
+          <w:cs/>
+          <w:lang w:val="ar_AE" w:bidi="ar_AE"/>
+        </w:rPr>
+        <w:t>الله</w:t>
+      </w:r>
       <w:r>
         <w:rPr>
           <w:rtl/>
@@ -1749,20 +1656,14 @@
         </w:rPr>
         <w:t xml:space="preserve">صُوْر هي مدينة في </w:t>
       </w:r>
-      <w:hyperlink r:id="rId25">
-        <w:r>
-          <w:rPr>
-            <w:rtl/>
-            <w:cs/>
-            <w:lang w:val="ar_AE" w:bidi="ar_AE"/>
-          </w:rPr>
-          <w:rPr>
-            <w:color w:val="0000EE"/>
-            <w:u w:val="single"/>
-          </w:rPr>
-          <w:t>فينيقية السورية</w:t>
-        </w:r>
-      </w:hyperlink>
+      <w:r>
+        <w:rPr>
+          <w:rtl/>
+          <w:cs/>
+          <w:lang w:val="ar_AE" w:bidi="ar_AE"/>
+        </w:rPr>
+        <w:t>فينيقية السورية</w:t>
+      </w:r>
       <w:r>
         <w:rPr>
           <w:rtl/>
@@ -1771,20 +1672,14 @@
         </w:rPr>
         <w:t xml:space="preserve">، أو فينيقية، وهي منطقة تقع شمال </w:t>
       </w:r>
-      <w:hyperlink r:id="rId14">
-        <w:r>
-          <w:rPr>
-            <w:rtl/>
-            <w:cs/>
-            <w:lang w:val="ar_AE" w:bidi="ar_AE"/>
-          </w:rPr>
-          <w:rPr>
-            <w:color w:val="0000EE"/>
-            <w:u w:val="single"/>
-          </w:rPr>
-          <w:t>إسرائيل</w:t>
-        </w:r>
-      </w:hyperlink>
+      <w:r>
+        <w:rPr>
+          <w:rtl/>
+          <w:cs/>
+          <w:lang w:val="ar_AE" w:bidi="ar_AE"/>
+        </w:rPr>
+        <w:t>إسرائيل</w:t>
+      </w:r>
       <w:r>
         <w:rPr>
           <w:rtl/>
@@ -1795,7 +1690,6 @@
       </w:r>
       <w:r>
         <w:rPr>
-          <w:b/>
           <w:rtl/>
           <w:cs/>
           <w:lang w:val="ar_AE" w:bidi="ar_AE"/>
@@ -1812,7 +1706,6 @@
       </w:r>
       <w:r>
         <w:rPr>
-          <w:b/>
           <w:rtl/>
           <w:cs/>
           <w:lang w:val="ar_AE" w:bidi="ar_AE"/>
@@ -1827,20 +1720,14 @@
         </w:rPr>
         <w:t xml:space="preserve"> من </w:t>
       </w:r>
-      <w:hyperlink r:id="rId26">
-        <w:r>
-          <w:rPr>
-            <w:rtl/>
-            <w:cs/>
-            <w:lang w:val="ar_AE" w:bidi="ar_AE"/>
-          </w:rPr>
-          <w:rPr>
-            <w:color w:val="0000EE"/>
-            <w:u w:val="single"/>
-          </w:rPr>
-          <w:t>بني إسرائيل</w:t>
-        </w:r>
-      </w:hyperlink>
+      <w:r>
+        <w:rPr>
+          <w:rtl/>
+          <w:cs/>
+          <w:lang w:val="ar_AE" w:bidi="ar_AE"/>
+        </w:rPr>
+        <w:t>بني إسرائيل</w:t>
+      </w:r>
       <w:r>
         <w:rPr>
           <w:rtl/>
@@ -1936,20 +1823,14 @@
         </w:rPr>
         <w:t xml:space="preserve">وعندما خلق </w:t>
       </w:r>
-      <w:hyperlink r:id="rId24">
-        <w:r>
-          <w:rPr>
-            <w:rtl/>
-            <w:cs/>
-            <w:lang w:val="ar_AE" w:bidi="ar_AE"/>
-          </w:rPr>
-          <w:rPr>
-            <w:color w:val="0000EE"/>
-            <w:u w:val="single"/>
-          </w:rPr>
-          <w:t>الله</w:t>
-        </w:r>
-      </w:hyperlink>
+      <w:r>
+        <w:rPr>
+          <w:rtl/>
+          <w:cs/>
+          <w:lang w:val="ar_AE" w:bidi="ar_AE"/>
+        </w:rPr>
+        <w:t>الله</w:t>
+      </w:r>
       <w:r>
         <w:rPr>
           <w:rtl/>
